--- a/AI使用情况说明书.docx
+++ b/AI使用情况说明书.docx
@@ -879,8 +879,6 @@
         </w:rPr>
         <w:t>建议使用JSON 输出格式{"function": "top_rated_books"}</w:t>
       </w:r>
-      <w:bookmarkStart w:id="0" w:name="_GoBack"/>
-      <w:bookmarkEnd w:id="0"/>
     </w:p>
     <w:p>
       <w:pPr>
@@ -1998,6 +1996,773 @@
         </w:rPr>
         <w:t>最终结果：图表在任何环境都完美显示，前端仍保持中英文双语</w:t>
       </w:r>
+    </w:p>
+    <w:p>
+      <w:pPr>
+        <w:pStyle w:val="2"/>
+        <w:keepNext w:val="0"/>
+        <w:keepLines w:val="0"/>
+        <w:widowControl/>
+        <w:suppressLineNumbers w:val="0"/>
+        <w:pBdr>
+          <w:top w:val="none" w:color="auto" w:sz="0" w:space="0"/>
+          <w:left w:val="none" w:color="auto" w:sz="0" w:space="0"/>
+          <w:bottom w:val="none" w:color="auto" w:sz="0" w:space="0"/>
+          <w:right w:val="none" w:color="auto" w:sz="0" w:space="0"/>
+        </w:pBdr>
+        <w:wordWrap w:val="0"/>
+        <w:spacing w:before="0" w:beforeAutospacing="0" w:after="0" w:afterAutospacing="0" w:line="220" w:lineRule="atLeast"/>
+        <w:ind w:left="0" w:right="0" w:firstLine="0"/>
+        <w:rPr>
+          <w:rFonts w:hint="eastAsia"/>
+          <w:sz w:val="24"/>
+          <w:szCs w:val="24"/>
+          <w:highlight w:val="yellow"/>
+          <w:lang w:val="en-US" w:eastAsia="zh-CN"/>
+        </w:rPr>
+      </w:pPr>
+      <w:r>
+        <w:rPr>
+          <w:rFonts w:hint="eastAsia"/>
+          <w:sz w:val="24"/>
+          <w:szCs w:val="24"/>
+          <w:highlight w:val="yellow"/>
+          <w:lang w:val="en-US" w:eastAsia="zh-CN"/>
+        </w:rPr>
+        <w:t>案例四：数据清洗中非标准数值格式的批量处理</w:t>
+      </w:r>
+    </w:p>
+    <w:p>
+      <w:pPr>
+        <w:pStyle w:val="2"/>
+        <w:keepNext w:val="0"/>
+        <w:keepLines w:val="0"/>
+        <w:widowControl/>
+        <w:suppressLineNumbers w:val="0"/>
+        <w:pBdr>
+          <w:top w:val="none" w:color="auto" w:sz="0" w:space="0"/>
+          <w:left w:val="none" w:color="auto" w:sz="0" w:space="0"/>
+          <w:bottom w:val="none" w:color="auto" w:sz="0" w:space="0"/>
+          <w:right w:val="none" w:color="auto" w:sz="0" w:space="0"/>
+        </w:pBdr>
+        <w:wordWrap w:val="0"/>
+        <w:spacing w:before="0" w:beforeAutospacing="0" w:after="0" w:afterAutospacing="0" w:line="220" w:lineRule="atLeast"/>
+        <w:ind w:left="0" w:right="0" w:firstLine="0"/>
+        <w:rPr>
+          <w:rFonts w:hint="eastAsia"/>
+          <w:b/>
+          <w:bCs/>
+          <w:sz w:val="24"/>
+          <w:szCs w:val="24"/>
+          <w:highlight w:val="none"/>
+          <w:lang w:val="en-US" w:eastAsia="zh-CN"/>
+        </w:rPr>
+      </w:pPr>
+      <w:r>
+        <w:rPr>
+          <w:rFonts w:hint="eastAsia"/>
+          <w:b/>
+          <w:bCs/>
+          <w:sz w:val="24"/>
+          <w:szCs w:val="24"/>
+          <w:highlight w:val="none"/>
+          <w:lang w:val="en-US" w:eastAsia="zh-CN"/>
+        </w:rPr>
+        <w:t>任务目标：</w:t>
+      </w:r>
+    </w:p>
+    <w:p>
+      <w:pPr>
+        <w:pStyle w:val="2"/>
+        <w:keepNext w:val="0"/>
+        <w:keepLines w:val="0"/>
+        <w:widowControl/>
+        <w:suppressLineNumbers w:val="0"/>
+        <w:pBdr>
+          <w:top w:val="none" w:color="auto" w:sz="0" w:space="0"/>
+          <w:left w:val="none" w:color="auto" w:sz="0" w:space="0"/>
+          <w:bottom w:val="none" w:color="auto" w:sz="0" w:space="0"/>
+          <w:right w:val="none" w:color="auto" w:sz="0" w:space="0"/>
+        </w:pBdr>
+        <w:wordWrap w:val="0"/>
+        <w:spacing w:before="0" w:beforeAutospacing="0" w:after="0" w:afterAutospacing="0" w:line="220" w:lineRule="atLeast"/>
+        <w:ind w:left="0" w:right="0" w:firstLine="0"/>
+        <w:rPr>
+          <w:rFonts w:hint="eastAsia"/>
+          <w:sz w:val="24"/>
+          <w:szCs w:val="24"/>
+          <w:highlight w:val="none"/>
+          <w:lang w:val="en-US" w:eastAsia="zh-CN"/>
+        </w:rPr>
+      </w:pPr>
+      <w:r>
+        <w:rPr>
+          <w:rFonts w:hint="eastAsia"/>
+          <w:sz w:val="24"/>
+          <w:szCs w:val="24"/>
+          <w:highlight w:val="none"/>
+          <w:lang w:val="en-US" w:eastAsia="zh-CN"/>
+        </w:rPr>
+        <w:t>将文本列转换为纯数值</w:t>
+      </w:r>
+    </w:p>
+    <w:p>
+      <w:pPr>
+        <w:pStyle w:val="2"/>
+        <w:keepNext w:val="0"/>
+        <w:keepLines w:val="0"/>
+        <w:widowControl/>
+        <w:suppressLineNumbers w:val="0"/>
+        <w:pBdr>
+          <w:top w:val="none" w:color="auto" w:sz="0" w:space="0"/>
+          <w:left w:val="none" w:color="auto" w:sz="0" w:space="0"/>
+          <w:bottom w:val="none" w:color="auto" w:sz="0" w:space="0"/>
+          <w:right w:val="none" w:color="auto" w:sz="0" w:space="0"/>
+        </w:pBdr>
+        <w:wordWrap w:val="0"/>
+        <w:spacing w:before="0" w:beforeAutospacing="0" w:after="0" w:afterAutospacing="0" w:line="220" w:lineRule="atLeast"/>
+        <w:ind w:left="0" w:right="0" w:firstLine="0"/>
+        <w:rPr>
+          <w:rFonts w:hint="default"/>
+          <w:b/>
+          <w:bCs/>
+          <w:sz w:val="24"/>
+          <w:szCs w:val="24"/>
+          <w:highlight w:val="none"/>
+          <w:lang w:val="en-US" w:eastAsia="zh-CN"/>
+        </w:rPr>
+      </w:pPr>
+      <w:r>
+        <w:rPr>
+          <w:rFonts w:hint="default"/>
+          <w:b/>
+          <w:bCs/>
+          <w:sz w:val="24"/>
+          <w:szCs w:val="24"/>
+          <w:highlight w:val="none"/>
+          <w:lang w:val="en-US" w:eastAsia="zh-CN"/>
+        </w:rPr>
+        <w:t>我给A</w:t>
+      </w:r>
+      <w:r>
+        <w:rPr>
+          <w:rFonts w:hint="eastAsia"/>
+          <w:b/>
+          <w:bCs/>
+          <w:sz w:val="24"/>
+          <w:szCs w:val="24"/>
+          <w:highlight w:val="none"/>
+          <w:lang w:val="en-US" w:eastAsia="zh-CN"/>
+        </w:rPr>
+        <w:t>I</w:t>
+      </w:r>
+      <w:r>
+        <w:rPr>
+          <w:rFonts w:hint="default"/>
+          <w:b/>
+          <w:bCs/>
+          <w:sz w:val="24"/>
+          <w:szCs w:val="24"/>
+          <w:highlight w:val="none"/>
+          <w:lang w:val="en-US" w:eastAsia="zh-CN"/>
+        </w:rPr>
+        <w:t>的 Prompt：</w:t>
+      </w:r>
+    </w:p>
+    <w:p>
+      <w:pPr>
+        <w:pStyle w:val="2"/>
+        <w:keepNext w:val="0"/>
+        <w:keepLines w:val="0"/>
+        <w:widowControl/>
+        <w:suppressLineNumbers w:val="0"/>
+        <w:pBdr>
+          <w:top w:val="none" w:color="auto" w:sz="0" w:space="0"/>
+          <w:left w:val="none" w:color="auto" w:sz="0" w:space="0"/>
+          <w:bottom w:val="none" w:color="auto" w:sz="0" w:space="0"/>
+          <w:right w:val="none" w:color="auto" w:sz="0" w:space="0"/>
+        </w:pBdr>
+        <w:wordWrap w:val="0"/>
+        <w:spacing w:before="0" w:beforeAutospacing="0" w:after="0" w:afterAutospacing="0" w:line="220" w:lineRule="atLeast"/>
+        <w:ind w:left="0" w:right="0" w:firstLine="0"/>
+        <w:rPr>
+          <w:rFonts w:hint="default"/>
+          <w:sz w:val="24"/>
+          <w:szCs w:val="24"/>
+          <w:highlight w:val="none"/>
+          <w:lang w:val="en-US" w:eastAsia="zh-CN"/>
+        </w:rPr>
+      </w:pPr>
+      <w:r>
+        <w:rPr>
+          <w:rFonts w:hint="default"/>
+          <w:sz w:val="24"/>
+          <w:szCs w:val="24"/>
+          <w:highlight w:val="none"/>
+          <w:lang w:val="en-US" w:eastAsia="zh-CN"/>
+        </w:rPr>
+        <w:t>How to clean columns like "123 likes", "12.1k followers", "Rating 4 out of 5" into pure numbers in pandas</w:t>
+      </w:r>
+    </w:p>
+    <w:p>
+      <w:pPr>
+        <w:pStyle w:val="2"/>
+        <w:keepNext w:val="0"/>
+        <w:keepLines w:val="0"/>
+        <w:widowControl/>
+        <w:suppressLineNumbers w:val="0"/>
+        <w:pBdr>
+          <w:top w:val="none" w:color="auto" w:sz="0" w:space="0"/>
+          <w:left w:val="none" w:color="auto" w:sz="0" w:space="0"/>
+          <w:bottom w:val="none" w:color="auto" w:sz="0" w:space="0"/>
+          <w:right w:val="none" w:color="auto" w:sz="0" w:space="0"/>
+        </w:pBdr>
+        <w:wordWrap w:val="0"/>
+        <w:spacing w:before="0" w:beforeAutospacing="0" w:after="0" w:afterAutospacing="0" w:line="220" w:lineRule="atLeast"/>
+        <w:ind w:left="0" w:right="0" w:firstLine="0"/>
+        <w:rPr>
+          <w:rFonts w:hint="default"/>
+          <w:b/>
+          <w:bCs/>
+          <w:sz w:val="24"/>
+          <w:szCs w:val="24"/>
+          <w:highlight w:val="none"/>
+          <w:lang w:val="en-US" w:eastAsia="zh-CN"/>
+        </w:rPr>
+      </w:pPr>
+      <w:r>
+        <w:rPr>
+          <w:rFonts w:hint="default"/>
+          <w:b/>
+          <w:bCs/>
+          <w:sz w:val="24"/>
+          <w:szCs w:val="24"/>
+          <w:highlight w:val="none"/>
+          <w:lang w:val="en-US" w:eastAsia="zh-CN"/>
+        </w:rPr>
+        <w:t>LLM 返回：</w:t>
+      </w:r>
+    </w:p>
+    <w:p>
+      <w:pPr>
+        <w:pStyle w:val="2"/>
+        <w:keepNext w:val="0"/>
+        <w:keepLines w:val="0"/>
+        <w:widowControl/>
+        <w:suppressLineNumbers w:val="0"/>
+        <w:pBdr>
+          <w:top w:val="none" w:color="auto" w:sz="0" w:space="0"/>
+          <w:left w:val="none" w:color="auto" w:sz="0" w:space="0"/>
+          <w:bottom w:val="none" w:color="auto" w:sz="0" w:space="0"/>
+          <w:right w:val="none" w:color="auto" w:sz="0" w:space="0"/>
+        </w:pBdr>
+        <w:wordWrap w:val="0"/>
+        <w:spacing w:before="0" w:beforeAutospacing="0" w:after="0" w:afterAutospacing="0" w:line="220" w:lineRule="atLeast"/>
+        <w:ind w:left="0" w:right="0" w:firstLine="0"/>
+        <w:rPr>
+          <w:rFonts w:hint="default"/>
+          <w:sz w:val="24"/>
+          <w:szCs w:val="24"/>
+          <w:highlight w:val="none"/>
+          <w:lang w:val="en-US" w:eastAsia="zh-CN"/>
+        </w:rPr>
+      </w:pPr>
+      <w:r>
+        <w:rPr>
+          <w:rFonts w:hint="default"/>
+          <w:sz w:val="24"/>
+          <w:szCs w:val="24"/>
+          <w:highlight w:val="none"/>
+          <w:lang w:val="en-US" w:eastAsia="zh-CN"/>
+        </w:rPr>
+        <w:t>给出了基础的正则提取思路，但对 k 单位处理不完整，且没有考虑逗号分隔符和缺失值</w:t>
+      </w:r>
+    </w:p>
+    <w:p>
+      <w:pPr>
+        <w:pStyle w:val="2"/>
+        <w:keepNext w:val="0"/>
+        <w:keepLines w:val="0"/>
+        <w:widowControl/>
+        <w:suppressLineNumbers w:val="0"/>
+        <w:pBdr>
+          <w:top w:val="none" w:color="auto" w:sz="0" w:space="0"/>
+          <w:left w:val="none" w:color="auto" w:sz="0" w:space="0"/>
+          <w:bottom w:val="none" w:color="auto" w:sz="0" w:space="0"/>
+          <w:right w:val="none" w:color="auto" w:sz="0" w:space="0"/>
+        </w:pBdr>
+        <w:wordWrap w:val="0"/>
+        <w:spacing w:before="0" w:beforeAutospacing="0" w:after="0" w:afterAutospacing="0" w:line="220" w:lineRule="atLeast"/>
+        <w:ind w:left="0" w:right="0" w:firstLine="0"/>
+        <w:rPr>
+          <w:rFonts w:hint="eastAsia"/>
+          <w:b/>
+          <w:bCs/>
+          <w:sz w:val="24"/>
+          <w:szCs w:val="24"/>
+          <w:highlight w:val="none"/>
+          <w:lang w:val="en-US" w:eastAsia="zh-CN"/>
+        </w:rPr>
+      </w:pPr>
+      <w:r>
+        <w:rPr>
+          <w:rFonts w:hint="eastAsia"/>
+          <w:b/>
+          <w:bCs/>
+          <w:sz w:val="24"/>
+          <w:szCs w:val="24"/>
+          <w:highlight w:val="none"/>
+          <w:lang w:val="en-US" w:eastAsia="zh-CN"/>
+        </w:rPr>
+        <w:t>我做的修改：</w:t>
+      </w:r>
+    </w:p>
+    <w:p>
+      <w:pPr>
+        <w:pStyle w:val="2"/>
+        <w:keepNext w:val="0"/>
+        <w:keepLines w:val="0"/>
+        <w:widowControl/>
+        <w:suppressLineNumbers w:val="0"/>
+        <w:pBdr>
+          <w:top w:val="none" w:color="auto" w:sz="0" w:space="0"/>
+          <w:left w:val="none" w:color="auto" w:sz="0" w:space="0"/>
+          <w:bottom w:val="none" w:color="auto" w:sz="0" w:space="0"/>
+          <w:right w:val="none" w:color="auto" w:sz="0" w:space="0"/>
+        </w:pBdr>
+        <w:wordWrap w:val="0"/>
+        <w:spacing w:before="0" w:beforeAutospacing="0" w:after="0" w:afterAutospacing="0" w:line="220" w:lineRule="atLeast"/>
+        <w:ind w:left="0" w:right="0" w:firstLine="0"/>
+        <w:rPr>
+          <w:rFonts w:hint="eastAsia"/>
+          <w:b w:val="0"/>
+          <w:bCs w:val="0"/>
+          <w:sz w:val="24"/>
+          <w:szCs w:val="24"/>
+          <w:highlight w:val="none"/>
+          <w:lang w:val="en-US" w:eastAsia="zh-CN"/>
+        </w:rPr>
+      </w:pPr>
+      <w:r>
+        <w:rPr>
+          <w:rFonts w:hint="eastAsia"/>
+          <w:b w:val="0"/>
+          <w:bCs w:val="0"/>
+          <w:sz w:val="24"/>
+          <w:szCs w:val="24"/>
+          <w:highlight w:val="none"/>
+          <w:lang w:val="en-US" w:eastAsia="zh-CN"/>
+        </w:rPr>
+        <w:t>为 likes_on_review 编写正则 r'([\d,]+)' 提取数字和逗号部分，再去除逗号转为整数</w:t>
+      </w:r>
+    </w:p>
+    <w:p>
+      <w:pPr>
+        <w:pStyle w:val="2"/>
+        <w:keepNext w:val="0"/>
+        <w:keepLines w:val="0"/>
+        <w:widowControl/>
+        <w:suppressLineNumbers w:val="0"/>
+        <w:pBdr>
+          <w:top w:val="none" w:color="auto" w:sz="0" w:space="0"/>
+          <w:left w:val="none" w:color="auto" w:sz="0" w:space="0"/>
+          <w:bottom w:val="none" w:color="auto" w:sz="0" w:space="0"/>
+          <w:right w:val="none" w:color="auto" w:sz="0" w:space="0"/>
+        </w:pBdr>
+        <w:wordWrap w:val="0"/>
+        <w:spacing w:before="0" w:beforeAutospacing="0" w:after="0" w:afterAutospacing="0" w:line="220" w:lineRule="atLeast"/>
+        <w:ind w:left="0" w:right="0" w:firstLine="0"/>
+        <w:rPr>
+          <w:rFonts w:hint="default"/>
+          <w:b w:val="0"/>
+          <w:bCs w:val="0"/>
+          <w:sz w:val="24"/>
+          <w:szCs w:val="24"/>
+          <w:highlight w:val="yellow"/>
+          <w:lang w:val="en-US" w:eastAsia="zh-CN"/>
+        </w:rPr>
+      </w:pPr>
+      <w:r>
+        <w:rPr>
+          <w:rFonts w:hint="eastAsia"/>
+          <w:b w:val="0"/>
+          <w:bCs w:val="0"/>
+          <w:sz w:val="24"/>
+          <w:szCs w:val="24"/>
+          <w:highlight w:val="yellow"/>
+          <w:lang w:val="en-US" w:eastAsia="zh-CN"/>
+        </w:rPr>
+        <w:t>案例五：作者查书功能的容错架构设计</w:t>
+      </w:r>
+    </w:p>
+    <w:p>
+      <w:pPr>
+        <w:pStyle w:val="2"/>
+        <w:keepNext w:val="0"/>
+        <w:keepLines w:val="0"/>
+        <w:widowControl/>
+        <w:suppressLineNumbers w:val="0"/>
+        <w:pBdr>
+          <w:top w:val="none" w:color="auto" w:sz="0" w:space="0"/>
+          <w:left w:val="none" w:color="auto" w:sz="0" w:space="0"/>
+          <w:bottom w:val="none" w:color="auto" w:sz="0" w:space="0"/>
+          <w:right w:val="none" w:color="auto" w:sz="0" w:space="0"/>
+        </w:pBdr>
+        <w:wordWrap w:val="0"/>
+        <w:spacing w:before="0" w:beforeAutospacing="0" w:after="0" w:afterAutospacing="0" w:line="220" w:lineRule="atLeast"/>
+        <w:ind w:left="0" w:right="0" w:firstLine="0"/>
+        <w:rPr>
+          <w:rFonts w:hint="eastAsia"/>
+          <w:b/>
+          <w:bCs/>
+          <w:sz w:val="24"/>
+          <w:szCs w:val="24"/>
+          <w:highlight w:val="none"/>
+          <w:lang w:val="en-US" w:eastAsia="zh-CN"/>
+        </w:rPr>
+      </w:pPr>
+      <w:r>
+        <w:rPr>
+          <w:rFonts w:hint="eastAsia"/>
+          <w:b/>
+          <w:bCs/>
+          <w:sz w:val="24"/>
+          <w:szCs w:val="24"/>
+          <w:highlight w:val="none"/>
+          <w:lang w:val="en-US" w:eastAsia="zh-CN"/>
+        </w:rPr>
+        <w:t>任务目标：</w:t>
+      </w:r>
+    </w:p>
+    <w:p>
+      <w:pPr>
+        <w:pStyle w:val="2"/>
+        <w:keepNext w:val="0"/>
+        <w:keepLines w:val="0"/>
+        <w:widowControl/>
+        <w:suppressLineNumbers w:val="0"/>
+        <w:pBdr>
+          <w:top w:val="none" w:color="auto" w:sz="0" w:space="0"/>
+          <w:left w:val="none" w:color="auto" w:sz="0" w:space="0"/>
+          <w:bottom w:val="none" w:color="auto" w:sz="0" w:space="0"/>
+          <w:right w:val="none" w:color="auto" w:sz="0" w:space="0"/>
+        </w:pBdr>
+        <w:wordWrap w:val="0"/>
+        <w:spacing w:before="0" w:beforeAutospacing="0" w:after="0" w:afterAutospacing="0" w:line="220" w:lineRule="atLeast"/>
+        <w:ind w:left="0" w:right="0" w:firstLine="0"/>
+        <w:rPr>
+          <w:rFonts w:hint="default"/>
+          <w:b w:val="0"/>
+          <w:bCs w:val="0"/>
+          <w:sz w:val="24"/>
+          <w:szCs w:val="24"/>
+          <w:highlight w:val="none"/>
+          <w:lang w:val="en-US" w:eastAsia="zh-CN"/>
+        </w:rPr>
+      </w:pPr>
+      <w:r>
+        <w:rPr>
+          <w:rFonts w:hint="default"/>
+          <w:b w:val="0"/>
+          <w:bCs w:val="0"/>
+          <w:sz w:val="24"/>
+          <w:szCs w:val="24"/>
+          <w:highlight w:val="none"/>
+          <w:lang w:val="en-US" w:eastAsia="zh-CN"/>
+        </w:rPr>
+        <w:t>用户输入作者名或类型标签查找书籍，在任何输入情况下都要有合理的输出反馈</w:t>
+      </w:r>
+    </w:p>
+    <w:p>
+      <w:pPr>
+        <w:pStyle w:val="2"/>
+        <w:keepNext w:val="0"/>
+        <w:keepLines w:val="0"/>
+        <w:widowControl/>
+        <w:suppressLineNumbers w:val="0"/>
+        <w:pBdr>
+          <w:top w:val="none" w:color="auto" w:sz="0" w:space="0"/>
+          <w:left w:val="none" w:color="auto" w:sz="0" w:space="0"/>
+          <w:bottom w:val="none" w:color="auto" w:sz="0" w:space="0"/>
+          <w:right w:val="none" w:color="auto" w:sz="0" w:space="0"/>
+        </w:pBdr>
+        <w:wordWrap w:val="0"/>
+        <w:spacing w:before="0" w:beforeAutospacing="0" w:after="0" w:afterAutospacing="0" w:line="220" w:lineRule="atLeast"/>
+        <w:ind w:left="0" w:right="0" w:firstLine="0"/>
+        <w:rPr>
+          <w:rFonts w:hint="eastAsia"/>
+          <w:b/>
+          <w:bCs/>
+          <w:sz w:val="24"/>
+          <w:szCs w:val="24"/>
+          <w:highlight w:val="none"/>
+          <w:lang w:val="en-US" w:eastAsia="zh-CN"/>
+        </w:rPr>
+      </w:pPr>
+      <w:r>
+        <w:rPr>
+          <w:rFonts w:hint="eastAsia"/>
+          <w:b/>
+          <w:bCs/>
+          <w:sz w:val="24"/>
+          <w:szCs w:val="24"/>
+          <w:highlight w:val="none"/>
+          <w:lang w:val="en-US" w:eastAsia="zh-CN"/>
+        </w:rPr>
+        <w:t>我给AI的prompt：</w:t>
+      </w:r>
+    </w:p>
+    <w:p>
+      <w:pPr>
+        <w:pStyle w:val="2"/>
+        <w:keepNext w:val="0"/>
+        <w:keepLines w:val="0"/>
+        <w:widowControl/>
+        <w:suppressLineNumbers w:val="0"/>
+        <w:pBdr>
+          <w:top w:val="none" w:color="auto" w:sz="0" w:space="0"/>
+          <w:left w:val="none" w:color="auto" w:sz="0" w:space="0"/>
+          <w:bottom w:val="none" w:color="auto" w:sz="0" w:space="0"/>
+          <w:right w:val="none" w:color="auto" w:sz="0" w:space="0"/>
+        </w:pBdr>
+        <w:wordWrap w:val="0"/>
+        <w:spacing w:before="0" w:beforeAutospacing="0" w:after="0" w:afterAutospacing="0" w:line="220" w:lineRule="atLeast"/>
+        <w:ind w:left="0" w:right="0" w:firstLine="0"/>
+        <w:rPr>
+          <w:rFonts w:hint="default"/>
+          <w:b w:val="0"/>
+          <w:bCs w:val="0"/>
+          <w:sz w:val="24"/>
+          <w:szCs w:val="24"/>
+          <w:highlight w:val="none"/>
+          <w:lang w:val="en-US" w:eastAsia="zh-CN"/>
+        </w:rPr>
+      </w:pPr>
+      <w:r>
+        <w:rPr>
+          <w:rFonts w:hint="default"/>
+          <w:b w:val="0"/>
+          <w:bCs w:val="0"/>
+          <w:sz w:val="24"/>
+          <w:szCs w:val="24"/>
+          <w:highlight w:val="none"/>
+          <w:lang w:val="en-US" w:eastAsia="zh-CN"/>
+        </w:rPr>
+        <w:t>Write a function that searches books by author or genre in a DataFrame</w:t>
+      </w:r>
+    </w:p>
+    <w:p>
+      <w:pPr>
+        <w:pStyle w:val="2"/>
+        <w:keepNext w:val="0"/>
+        <w:keepLines w:val="0"/>
+        <w:widowControl/>
+        <w:suppressLineNumbers w:val="0"/>
+        <w:pBdr>
+          <w:top w:val="none" w:color="auto" w:sz="0" w:space="0"/>
+          <w:left w:val="none" w:color="auto" w:sz="0" w:space="0"/>
+          <w:bottom w:val="none" w:color="auto" w:sz="0" w:space="0"/>
+          <w:right w:val="none" w:color="auto" w:sz="0" w:space="0"/>
+        </w:pBdr>
+        <w:wordWrap w:val="0"/>
+        <w:spacing w:before="0" w:beforeAutospacing="0" w:after="0" w:afterAutospacing="0" w:line="220" w:lineRule="atLeast"/>
+        <w:ind w:left="0" w:right="0" w:firstLine="0"/>
+        <w:rPr>
+          <w:rFonts w:hint="eastAsia"/>
+          <w:b/>
+          <w:bCs/>
+          <w:sz w:val="24"/>
+          <w:szCs w:val="24"/>
+          <w:highlight w:val="none"/>
+          <w:lang w:val="en-US" w:eastAsia="zh-CN"/>
+        </w:rPr>
+      </w:pPr>
+      <w:r>
+        <w:rPr>
+          <w:rFonts w:hint="eastAsia"/>
+          <w:b/>
+          <w:bCs/>
+          <w:sz w:val="24"/>
+          <w:szCs w:val="24"/>
+          <w:highlight w:val="none"/>
+          <w:lang w:val="en-US" w:eastAsia="zh-CN"/>
+        </w:rPr>
+        <w:t>LLM返回：</w:t>
+      </w:r>
+    </w:p>
+    <w:p>
+      <w:pPr>
+        <w:pStyle w:val="2"/>
+        <w:keepNext w:val="0"/>
+        <w:keepLines w:val="0"/>
+        <w:widowControl/>
+        <w:suppressLineNumbers w:val="0"/>
+        <w:pBdr>
+          <w:top w:val="none" w:color="auto" w:sz="0" w:space="0"/>
+          <w:left w:val="none" w:color="auto" w:sz="0" w:space="0"/>
+          <w:bottom w:val="none" w:color="auto" w:sz="0" w:space="0"/>
+          <w:right w:val="none" w:color="auto" w:sz="0" w:space="0"/>
+        </w:pBdr>
+        <w:wordWrap w:val="0"/>
+        <w:spacing w:before="0" w:beforeAutospacing="0" w:after="0" w:afterAutospacing="0" w:line="220" w:lineRule="atLeast"/>
+        <w:ind w:left="0" w:right="0" w:firstLine="0"/>
+        <w:rPr>
+          <w:rFonts w:hint="default"/>
+          <w:b w:val="0"/>
+          <w:bCs w:val="0"/>
+          <w:sz w:val="24"/>
+          <w:szCs w:val="24"/>
+          <w:highlight w:val="none"/>
+          <w:lang w:val="en-US" w:eastAsia="zh-CN"/>
+        </w:rPr>
+      </w:pPr>
+      <w:r>
+        <w:rPr>
+          <w:rFonts w:hint="default"/>
+          <w:b w:val="0"/>
+          <w:bCs w:val="0"/>
+          <w:sz w:val="24"/>
+          <w:szCs w:val="24"/>
+          <w:highlight w:val="none"/>
+          <w:lang w:val="en-US" w:eastAsia="zh-CN"/>
+        </w:rPr>
+        <w:t>生成了基本的 str.contains() 过滤代码，但没有考虑任何边界情况</w:t>
+      </w:r>
+    </w:p>
+    <w:p>
+      <w:pPr>
+        <w:pStyle w:val="2"/>
+        <w:keepNext w:val="0"/>
+        <w:keepLines w:val="0"/>
+        <w:widowControl/>
+        <w:suppressLineNumbers w:val="0"/>
+        <w:pBdr>
+          <w:top w:val="none" w:color="auto" w:sz="0" w:space="0"/>
+          <w:left w:val="none" w:color="auto" w:sz="0" w:space="0"/>
+          <w:bottom w:val="none" w:color="auto" w:sz="0" w:space="0"/>
+          <w:right w:val="none" w:color="auto" w:sz="0" w:space="0"/>
+        </w:pBdr>
+        <w:wordWrap w:val="0"/>
+        <w:spacing w:before="0" w:beforeAutospacing="0" w:after="0" w:afterAutospacing="0" w:line="220" w:lineRule="atLeast"/>
+        <w:ind w:left="0" w:right="0" w:firstLine="0"/>
+        <w:rPr>
+          <w:rFonts w:hint="default"/>
+          <w:b/>
+          <w:bCs/>
+          <w:sz w:val="24"/>
+          <w:szCs w:val="24"/>
+          <w:highlight w:val="none"/>
+          <w:lang w:val="en-US" w:eastAsia="zh-CN"/>
+        </w:rPr>
+      </w:pPr>
+      <w:r>
+        <w:rPr>
+          <w:rFonts w:hint="default"/>
+          <w:b/>
+          <w:bCs/>
+          <w:sz w:val="24"/>
+          <w:szCs w:val="24"/>
+          <w:highlight w:val="none"/>
+          <w:lang w:val="en-US" w:eastAsia="zh-CN"/>
+        </w:rPr>
+        <w:t>我的容错设计：</w:t>
+      </w:r>
+    </w:p>
+    <w:p>
+      <w:pPr>
+        <w:pStyle w:val="2"/>
+        <w:keepNext w:val="0"/>
+        <w:keepLines w:val="0"/>
+        <w:widowControl/>
+        <w:suppressLineNumbers w:val="0"/>
+        <w:pBdr>
+          <w:top w:val="none" w:color="auto" w:sz="0" w:space="0"/>
+          <w:left w:val="none" w:color="auto" w:sz="0" w:space="0"/>
+          <w:bottom w:val="none" w:color="auto" w:sz="0" w:space="0"/>
+          <w:right w:val="none" w:color="auto" w:sz="0" w:space="0"/>
+        </w:pBdr>
+        <w:wordWrap w:val="0"/>
+        <w:spacing w:before="0" w:beforeAutospacing="0" w:after="0" w:afterAutospacing="0" w:line="220" w:lineRule="atLeast"/>
+        <w:ind w:left="0" w:right="0" w:firstLine="0"/>
+        <w:rPr>
+          <w:rFonts w:hint="default"/>
+          <w:sz w:val="24"/>
+          <w:szCs w:val="24"/>
+          <w:highlight w:val="none"/>
+          <w:lang w:val="en-US" w:eastAsia="zh-CN"/>
+        </w:rPr>
+      </w:pPr>
+      <w:r>
+        <w:rPr>
+          <w:rFonts w:hint="default"/>
+          <w:sz w:val="24"/>
+          <w:szCs w:val="24"/>
+          <w:highlight w:val="none"/>
+          <w:lang w:val="en-US" w:eastAsia="zh-CN"/>
+        </w:rPr>
+        <w:t>输入为空：检测用户没有输入任何条件时，显示友好提示“请至少输入作者名或类型”，不执行无意义的全量查询</w:t>
+      </w:r>
+    </w:p>
+    <w:p>
+      <w:pPr>
+        <w:pStyle w:val="2"/>
+        <w:keepNext w:val="0"/>
+        <w:keepLines w:val="0"/>
+        <w:widowControl/>
+        <w:suppressLineNumbers w:val="0"/>
+        <w:pBdr>
+          <w:top w:val="none" w:color="auto" w:sz="0" w:space="0"/>
+          <w:left w:val="none" w:color="auto" w:sz="0" w:space="0"/>
+          <w:bottom w:val="none" w:color="auto" w:sz="0" w:space="0"/>
+          <w:right w:val="none" w:color="auto" w:sz="0" w:space="0"/>
+        </w:pBdr>
+        <w:wordWrap w:val="0"/>
+        <w:spacing w:before="0" w:beforeAutospacing="0" w:after="0" w:afterAutospacing="0" w:line="220" w:lineRule="atLeast"/>
+        <w:ind w:left="0" w:right="0" w:firstLine="0"/>
+        <w:rPr>
+          <w:rFonts w:hint="default"/>
+          <w:sz w:val="24"/>
+          <w:szCs w:val="24"/>
+          <w:highlight w:val="none"/>
+          <w:lang w:val="en-US" w:eastAsia="zh-CN"/>
+        </w:rPr>
+      </w:pPr>
+      <w:r>
+        <w:rPr>
+          <w:rFonts w:hint="default"/>
+          <w:sz w:val="24"/>
+          <w:szCs w:val="24"/>
+          <w:highlight w:val="none"/>
+          <w:lang w:val="en-US" w:eastAsia="zh-CN"/>
+        </w:rPr>
+        <w:t>找不到匹配作者：设定三级回退机制——先精确查找作者 → 如果没找到，尝试查找类型标签 → 如果还是没找到，推荐系统里评分最高的 10 本书作为兜底</w:t>
+      </w:r>
+      <w:bookmarkStart w:id="0" w:name="_GoBack"/>
+      <w:bookmarkEnd w:id="0"/>
+    </w:p>
+    <w:p>
+      <w:pPr>
+        <w:pStyle w:val="2"/>
+        <w:keepNext w:val="0"/>
+        <w:keepLines w:val="0"/>
+        <w:widowControl/>
+        <w:suppressLineNumbers w:val="0"/>
+        <w:pBdr>
+          <w:top w:val="none" w:color="auto" w:sz="0" w:space="0"/>
+          <w:left w:val="none" w:color="auto" w:sz="0" w:space="0"/>
+          <w:bottom w:val="none" w:color="auto" w:sz="0" w:space="0"/>
+          <w:right w:val="none" w:color="auto" w:sz="0" w:space="0"/>
+        </w:pBdr>
+        <w:wordWrap w:val="0"/>
+        <w:spacing w:before="0" w:beforeAutospacing="0" w:after="0" w:afterAutospacing="0" w:line="220" w:lineRule="atLeast"/>
+        <w:ind w:left="0" w:right="0" w:firstLine="0"/>
+        <w:rPr>
+          <w:rFonts w:hint="default"/>
+          <w:sz w:val="24"/>
+          <w:szCs w:val="24"/>
+          <w:lang w:val="en-US" w:eastAsia="zh-CN"/>
+        </w:rPr>
+      </w:pPr>
     </w:p>
     <w:p>
       <w:pPr>
@@ -3329,7 +4094,7 @@
     <w:lsdException w:unhideWhenUsed="0" w:uiPriority="0" w:semiHidden="0" w:name="Table Web 2"/>
     <w:lsdException w:unhideWhenUsed="0" w:uiPriority="0" w:semiHidden="0" w:name="Table Web 3"/>
     <w:lsdException w:unhideWhenUsed="0" w:uiPriority="0" w:semiHidden="0" w:name="Balloon Text"/>
-    <w:lsdException w:unhideWhenUsed="0" w:uiPriority="0" w:semiHidden="0" w:name="Table Grid"/>
+    <w:lsdException w:qFormat="1" w:unhideWhenUsed="0" w:uiPriority="0" w:semiHidden="0" w:name="Table Grid"/>
     <w:lsdException w:unhideWhenUsed="0" w:uiPriority="0" w:semiHidden="0" w:name="Table Theme"/>
     <w:lsdException w:unhideWhenUsed="0" w:uiPriority="60" w:semiHidden="0" w:name="Light Shading"/>
     <w:lsdException w:unhideWhenUsed="0" w:uiPriority="61" w:semiHidden="0" w:name="Light List"/>
@@ -3502,6 +4267,7 @@
   <w:style w:type="table" w:styleId="4">
     <w:name w:val="Table Grid"/>
     <w:basedOn w:val="3"/>
+    <w:qFormat/>
     <w:uiPriority w:val="0"/>
     <w:pPr>
       <w:widowControl w:val="0"/>
